--- a/template/lib/jules/templates/event-completion-report.docx
+++ b/template/lib/jules/templates/event-completion-report.docx
@@ -1406,6 +1406,410 @@
           <w14:ligatures w14:val="none"/>
         </w:rPr>
       </w:pPr>
+    </w:p>
+    <w:p/>
+    <w:p>
+      <w:r>
+        <w:rPr>
+          <w:b/>
+        </w:rPr>
+        <w:t>Registered Students</w:t>
+      </w:r>
+    </w:p>
+    <w:tbl>
+      <w:tblPr>
+        <w:tblW w:type="dxa" w:w="10000"/>
+        <w:tblBorders>
+          <w:top w:val="single" w:color="auto" w:sz="4"/>
+          <w:left w:val="single" w:color="auto" w:sz="4"/>
+          <w:bottom w:val="single" w:color="auto" w:sz="4"/>
+          <w:right w:val="single" w:color="auto" w:sz="4"/>
+          <w:insideH w:val="single" w:color="auto" w:sz="4"/>
+          <w:insideV w:val="single" w:color="auto" w:sz="4"/>
+        </w:tblBorders>
+      </w:tblPr>
+      <w:tblGrid>
+        <w:gridCol w:w="2800"/>
+        <w:gridCol w:w="3400"/>
+        <w:gridCol w:w="2000"/>
+        <w:gridCol w:w="1800"/>
+      </w:tblGrid>
+      <w:tr>
+        <w:tc>
+          <w:tcPr>
+            <w:tcW w:type="dxa" w:w="2800"/>
+            <w:tcBorders>
+              <w:top w:val="single" w:color="999999" w:sz="4"/>
+              <w:left w:val="single" w:color="999999" w:sz="4"/>
+              <w:bottom w:val="single" w:color="999999" w:sz="4"/>
+              <w:right w:val="single" w:color="999999" w:sz="4"/>
+            </w:tcBorders>
+            <w:shd w:fill="EFEFEF" w:val="clear"/>
+          </w:tcPr>
+          <w:p>
+            <w:r>
+              <w:rPr>
+                <w:b/>
+                <w:bCs/>
+              </w:rPr>
+              <w:t xml:space="preserve">Name</w:t>
+            </w:r>
+          </w:p>
+        </w:tc>
+        <w:tc>
+          <w:tcPr>
+            <w:tcW w:type="dxa" w:w="3400"/>
+            <w:tcBorders>
+              <w:top w:val="single" w:color="999999" w:sz="4"/>
+              <w:left w:val="single" w:color="999999" w:sz="4"/>
+              <w:bottom w:val="single" w:color="999999" w:sz="4"/>
+              <w:right w:val="single" w:color="999999" w:sz="4"/>
+            </w:tcBorders>
+            <w:shd w:fill="EFEFEF" w:val="clear"/>
+          </w:tcPr>
+          <w:p>
+            <w:r>
+              <w:rPr>
+                <w:b/>
+                <w:bCs/>
+              </w:rPr>
+              <w:t xml:space="preserve">Email</w:t>
+            </w:r>
+          </w:p>
+        </w:tc>
+        <w:tc>
+          <w:tcPr>
+            <w:tcW w:type="dxa" w:w="2000"/>
+            <w:tcBorders>
+              <w:top w:val="single" w:color="999999" w:sz="4"/>
+              <w:left w:val="single" w:color="999999" w:sz="4"/>
+              <w:bottom w:val="single" w:color="999999" w:sz="4"/>
+              <w:right w:val="single" w:color="999999" w:sz="4"/>
+            </w:tcBorders>
+            <w:shd w:fill="EFEFEF" w:val="clear"/>
+          </w:tcPr>
+          <w:p>
+            <w:r>
+              <w:rPr>
+                <w:b/>
+                <w:bCs/>
+              </w:rPr>
+              <w:t xml:space="preserve">Phone</w:t>
+            </w:r>
+          </w:p>
+        </w:tc>
+        <w:tc>
+          <w:tcPr>
+            <w:tcW w:type="dxa" w:w="1800"/>
+            <w:tcBorders>
+              <w:top w:val="single" w:color="999999" w:sz="4"/>
+              <w:left w:val="single" w:color="999999" w:sz="4"/>
+              <w:bottom w:val="single" w:color="999999" w:sz="4"/>
+              <w:right w:val="single" w:color="999999" w:sz="4"/>
+            </w:tcBorders>
+            <w:shd w:fill="EFEFEF" w:val="clear"/>
+          </w:tcPr>
+          <w:p>
+            <w:r>
+              <w:rPr>
+                <w:b/>
+                <w:bCs/>
+              </w:rPr>
+              <w:t xml:space="preserve">Attended</w:t>
+            </w:r>
+          </w:p>
+        </w:tc>
+      </w:tr>
+      <w:tr>
+        <w:tc>
+          <w:tcPr>
+            <w:tcW w:type="dxa" w:w="2800"/>
+            <w:tcBorders>
+              <w:top w:val="single" w:color="999999" w:sz="4"/>
+              <w:left w:val="single" w:color="999999" w:sz="4"/>
+              <w:bottom w:val="single" w:color="999999" w:sz="4"/>
+              <w:right w:val="single" w:color="999999" w:sz="4"/>
+            </w:tcBorders>
+          </w:tcPr>
+          <w:p>
+            <w:r>
+              <w:rPr>
+                <w:b w:val="false"/>
+                <w:bCs w:val="false"/>
+              </w:rPr>
+              <w:t xml:space="preserve">{#registrations}{name}</w:t>
+            </w:r>
+          </w:p>
+        </w:tc>
+        <w:tc>
+          <w:tcPr>
+            <w:tcW w:type="dxa" w:w="3400"/>
+            <w:tcBorders>
+              <w:top w:val="single" w:color="999999" w:sz="4"/>
+              <w:left w:val="single" w:color="999999" w:sz="4"/>
+              <w:bottom w:val="single" w:color="999999" w:sz="4"/>
+              <w:right w:val="single" w:color="999999" w:sz="4"/>
+            </w:tcBorders>
+          </w:tcPr>
+          <w:p>
+            <w:r>
+              <w:rPr>
+                <w:b w:val="false"/>
+                <w:bCs w:val="false"/>
+              </w:rPr>
+              <w:t xml:space="preserve">{email}</w:t>
+            </w:r>
+          </w:p>
+        </w:tc>
+        <w:tc>
+          <w:tcPr>
+            <w:tcW w:type="dxa" w:w="2000"/>
+            <w:tcBorders>
+              <w:top w:val="single" w:color="999999" w:sz="4"/>
+              <w:left w:val="single" w:color="999999" w:sz="4"/>
+              <w:bottom w:val="single" w:color="999999" w:sz="4"/>
+              <w:right w:val="single" w:color="999999" w:sz="4"/>
+            </w:tcBorders>
+          </w:tcPr>
+          <w:p>
+            <w:r>
+              <w:rPr>
+                <w:b w:val="false"/>
+                <w:bCs w:val="false"/>
+              </w:rPr>
+              <w:t xml:space="preserve">{phone}</w:t>
+            </w:r>
+          </w:p>
+        </w:tc>
+        <w:tc>
+          <w:tcPr>
+            <w:tcW w:type="dxa" w:w="1800"/>
+            <w:tcBorders>
+              <w:top w:val="single" w:color="999999" w:sz="4"/>
+              <w:left w:val="single" w:color="999999" w:sz="4"/>
+              <w:bottom w:val="single" w:color="999999" w:sz="4"/>
+              <w:right w:val="single" w:color="999999" w:sz="4"/>
+            </w:tcBorders>
+          </w:tcPr>
+          <w:p>
+            <w:r>
+              <w:rPr>
+                <w:b w:val="false"/>
+                <w:bCs w:val="false"/>
+              </w:rPr>
+              <w:t xml:space="preserve">{attended}{/registrations}</w:t>
+            </w:r>
+          </w:p>
+        </w:tc>
+      </w:tr>
+    </w:tbl>
+    <w:p/>
+    <w:p>
+      <w:r>
+        <w:rPr>
+          <w:b/>
+        </w:rPr>
+        <w:t>Attendance Summary</w:t>
+      </w:r>
+    </w:p>
+    <w:tbl>
+      <w:tblPr>
+        <w:tblW w:type="dxa" w:w="6000"/>
+        <w:tblBorders>
+          <w:top w:val="single" w:color="auto" w:sz="4"/>
+          <w:left w:val="single" w:color="auto" w:sz="4"/>
+          <w:bottom w:val="single" w:color="auto" w:sz="4"/>
+          <w:right w:val="single" w:color="auto" w:sz="4"/>
+          <w:insideH w:val="single" w:color="auto" w:sz="4"/>
+          <w:insideV w:val="single" w:color="auto" w:sz="4"/>
+        </w:tblBorders>
+      </w:tblPr>
+      <w:tblGrid>
+        <w:gridCol w:w="3000"/>
+        <w:gridCol w:w="3000"/>
+      </w:tblGrid>
+      <w:tr>
+        <w:tc>
+          <w:tcPr>
+            <w:tcW w:type="dxa" w:w="3000"/>
+            <w:tcBorders>
+              <w:top w:val="single" w:color="999999" w:sz="4"/>
+              <w:left w:val="single" w:color="999999" w:sz="4"/>
+              <w:bottom w:val="single" w:color="999999" w:sz="4"/>
+              <w:right w:val="single" w:color="999999" w:sz="4"/>
+            </w:tcBorders>
+            <w:shd w:fill="EFEFEF" w:val="clear"/>
+          </w:tcPr>
+          <w:p>
+            <w:r>
+              <w:rPr>
+                <w:b/>
+                <w:bCs/>
+              </w:rPr>
+              <w:t xml:space="preserve">Registered</w:t>
+            </w:r>
+          </w:p>
+        </w:tc>
+        <w:tc>
+          <w:tcPr>
+            <w:tcW w:type="dxa" w:w="3000"/>
+            <w:tcBorders>
+              <w:top w:val="single" w:color="999999" w:sz="4"/>
+              <w:left w:val="single" w:color="999999" w:sz="4"/>
+              <w:bottom w:val="single" w:color="999999" w:sz="4"/>
+              <w:right w:val="single" w:color="999999" w:sz="4"/>
+            </w:tcBorders>
+            <w:shd w:fill="EFEFEF" w:val="clear"/>
+          </w:tcPr>
+          <w:p>
+            <w:r>
+              <w:rPr>
+                <w:b/>
+                <w:bCs/>
+              </w:rPr>
+              <w:t xml:space="preserve">Attended</w:t>
+            </w:r>
+          </w:p>
+        </w:tc>
+      </w:tr>
+      <w:tr>
+        <w:tc>
+          <w:tcPr>
+            <w:tcW w:type="dxa" w:w="3000"/>
+            <w:tcBorders>
+              <w:top w:val="single" w:color="999999" w:sz="4"/>
+              <w:left w:val="single" w:color="999999" w:sz="4"/>
+              <w:bottom w:val="single" w:color="999999" w:sz="4"/>
+              <w:right w:val="single" w:color="999999" w:sz="4"/>
+            </w:tcBorders>
+          </w:tcPr>
+          <w:p>
+            <w:r>
+              <w:rPr>
+                <w:b w:val="false"/>
+                <w:bCs w:val="false"/>
+              </w:rPr>
+              <w:t xml:space="preserve">{total_registered}</w:t>
+            </w:r>
+          </w:p>
+        </w:tc>
+        <w:tc>
+          <w:tcPr>
+            <w:tcW w:type="dxa" w:w="3000"/>
+            <w:tcBorders>
+              <w:top w:val="single" w:color="999999" w:sz="4"/>
+              <w:left w:val="single" w:color="999999" w:sz="4"/>
+              <w:bottom w:val="single" w:color="999999" w:sz="4"/>
+              <w:right w:val="single" w:color="999999" w:sz="4"/>
+            </w:tcBorders>
+          </w:tcPr>
+          <w:p>
+            <w:r>
+              <w:rPr>
+                <w:b w:val="false"/>
+                <w:bCs w:val="false"/>
+              </w:rPr>
+              <w:t xml:space="preserve">{total_attended}</w:t>
+            </w:r>
+          </w:p>
+        </w:tc>
+      </w:tr>
+    </w:tbl>
+    <w:p/>
+    <w:p>
+      <w:r>
+        <w:rPr>
+          <w:b/>
+        </w:rPr>
+        <w:t>Attendance List Photos</w:t>
+      </w:r>
+    </w:p>
+    <w:p>
+      <w:r>
+        <w:t>{#attendance_list_images}</w:t>
+      </w:r>
+    </w:p>
+    <w:p>
+      <w:r>
+        <w:t>{%.}</w:t>
+      </w:r>
+    </w:p>
+    <w:p>
+      <w:r>
+        <w:t>{/attendance_list_images}</w:t>
+      </w:r>
+    </w:p>
+    <w:p/>
+    <w:p>
+      <w:r>
+        <w:rPr>
+          <w:b/>
+        </w:rPr>
+        <w:t>Event Brochure/Flyer Photos</w:t>
+      </w:r>
+    </w:p>
+    <w:p>
+      <w:r>
+        <w:t>{#brochure_images}</w:t>
+      </w:r>
+    </w:p>
+    <w:p>
+      <w:r>
+        <w:t>{%.}</w:t>
+      </w:r>
+    </w:p>
+    <w:p>
+      <w:r>
+        <w:t>{/brochure_images}</w:t>
+      </w:r>
+    </w:p>
+    <w:p/>
+    <w:p>
+      <w:r>
+        <w:rPr>
+          <w:b/>
+        </w:rPr>
+        <w:t>Geo-tagged Photographs</w:t>
+      </w:r>
+    </w:p>
+    <w:p>
+      <w:r>
+        <w:t>{#geo_photos_images}</w:t>
+      </w:r>
+    </w:p>
+    <w:p>
+      <w:r>
+        <w:t>{%.}</w:t>
+      </w:r>
+    </w:p>
+    <w:p>
+      <w:r>
+        <w:t>{/geo_photos_images}</w:t>
+      </w:r>
+    </w:p>
+    <w:p/>
+    <w:p>
+      <w:r>
+        <w:rPr>
+          <w:b/>
+        </w:rPr>
+        <w:t>Media Coverage Photos</w:t>
+      </w:r>
+    </w:p>
+    <w:p>
+      <w:r>
+        <w:t>{#media_coverage_images}</w:t>
+      </w:r>
+    </w:p>
+    <w:p>
+      <w:r>
+        <w:t>{%.}</w:t>
+      </w:r>
+    </w:p>
+    <w:p>
+      <w:r>
+        <w:t>{/media_coverage_images}</w:t>
+      </w:r>
     </w:p>
     <w:p/>
     <w:sectPr>
